--- a/docs/as-built/docx/osr.docx
+++ b/docs/as-built/docx/osr.docx
@@ -2092,7 +2092,7 @@
               <a:graphicData uri="http://schemas.openxmlformats.org/drawingml/2006/picture">
                 <pic:pic>
                   <pic:nvPicPr>
-                    <pic:cNvPr descr="/tmp/docximg-dY8fbM/osr_md_1.png" id="28" name="Picture"/>
+                    <pic:cNvPr descr="/tmp/docximg-d8ZS2x/osr_md_1.png" id="28" name="Picture"/>
                     <pic:cNvPicPr>
                       <a:picLocks noChangeArrowheads="1" noChangeAspect="1"/>
                     </pic:cNvPicPr>
@@ -6224,7 +6224,7 @@
               <a:graphicData uri="http://schemas.openxmlformats.org/drawingml/2006/picture">
                 <pic:pic>
                   <pic:nvPicPr>
-                    <pic:cNvPr descr="/tmp/docximg-dY8fbM/osr_md_2.png" id="37" name="Picture"/>
+                    <pic:cNvPr descr="/tmp/docximg-d8ZS2x/osr_md_2.png" id="37" name="Picture"/>
                     <pic:cNvPicPr>
                       <a:picLocks noChangeArrowheads="1" noChangeAspect="1"/>
                     </pic:cNvPicPr>
@@ -19605,7 +19605,7 @@
               <a:graphicData uri="http://schemas.openxmlformats.org/drawingml/2006/picture">
                 <pic:pic>
                   <pic:nvPicPr>
-                    <pic:cNvPr descr="/tmp/docximg-dY8fbM/osr_md_3.png" id="49" name="Picture"/>
+                    <pic:cNvPr descr="/tmp/docximg-d8ZS2x/osr_md_3.png" id="49" name="Picture"/>
                     <pic:cNvPicPr>
                       <a:picLocks noChangeArrowheads="1" noChangeAspect="1"/>
                     </pic:cNvPicPr>
@@ -20935,13 +20935,13 @@
       </w:r>
     </w:p>
     <w:bookmarkEnd w:id="55"/>
-    <w:bookmarkStart w:id="56" w:name="X116edd722e4e11b22010f274a6a27968bf4ce82"/>
+    <w:bookmarkStart w:id="56" w:name="Xbdb564fcab6f6f71ef61f22280b7304c50ca780"/>
     <w:p>
       <w:pPr>
         <w:pStyle w:val="Heading2"/>
       </w:pPr>
       <w:r>
-        <w:t xml:space="preserve">6. Processes (swap workflow)</w:t>
+        <w:t xml:space="preserve">6. Processes &amp; ops console</w:t>
       </w:r>
     </w:p>
     <w:p>
@@ -20949,7 +20949,17 @@
         <w:pStyle w:val="FirstParagraph"/>
       </w:pPr>
       <w:r>
-        <w:t xml:space="preserve">Handlers:</w:t>
+        <w:rPr>
+          <w:bCs/>
+          <w:b/>
+        </w:rPr>
+        <w:t xml:space="preserve">Swap workflow</w:t>
+      </w:r>
+      <w:r>
+        <w:t xml:space="preserve"> </w:t>
+      </w:r>
+      <w:r>
+        <w:t xml:space="preserve">handlers:</w:t>
       </w:r>
       <w:r>
         <w:t xml:space="preserve"> </w:t>
@@ -21053,7 +21063,270 @@
       <w:r>
         <w:t xml:space="preserve">.</w:t>
       </w:r>
+      <w:r>
+        <w:t xml:space="preserve"> </w:t>
+      </w:r>
+      <w:r>
+        <w:rPr>
+          <w:bCs/>
+          <w:b/>
+        </w:rPr>
+        <w:t xml:space="preserve">Scheduled worker:</w:t>
+      </w:r>
+      <w:r>
+        <w:t xml:space="preserve"> </w:t>
+      </w:r>
+      <w:r>
+        <w:rPr>
+          <w:rStyle w:val="VerbatimChar"/>
+        </w:rPr>
+        <w:t xml:space="preserve">sophix:stock:expire-reservations</w:t>
+      </w:r>
+      <w:r>
+        <w:t xml:space="preserve"> </w:t>
+      </w:r>
+      <w:r>
+        <w:t xml:space="preserve">sweeps ACTIVE</w:t>
+      </w:r>
+      <w:r>
+        <w:t xml:space="preserve"> </w:t>
+      </w:r>
+      <w:r>
+        <w:t xml:space="preserve">reservations past</w:t>
+      </w:r>
+      <w:r>
+        <w:t xml:space="preserve"> </w:t>
+      </w:r>
+      <w:r>
+        <w:rPr>
+          <w:rStyle w:val="VerbatimChar"/>
+        </w:rPr>
+        <w:t xml:space="preserve">expires_at</w:t>
+      </w:r>
+      <w:r>
+        <w:t xml:space="preserve"> </w:t>
+      </w:r>
+      <w:r>
+        <w:t xml:space="preserve">to</w:t>
+      </w:r>
+      <w:r>
+        <w:t xml:space="preserve"> </w:t>
+      </w:r>
+      <w:r>
+        <w:rPr>
+          <w:rStyle w:val="VerbatimChar"/>
+        </w:rPr>
+        <w:t xml:space="preserve">EXPIRED</w:t>
+      </w:r>
+      <w:r>
+        <w:t xml:space="preserve"> </w:t>
+      </w:r>
+      <w:r>
+        <w:t xml:space="preserve">(R-OSR-SC-7; registered for periodic invocation, the</w:t>
+      </w:r>
+      <w:r>
+        <w:t xml:space="preserve"> </w:t>
+      </w:r>
+      <w:r>
+        <w:t xml:space="preserve">module's own schedule wiring is currently disabled).</w:t>
+      </w:r>
     </w:p>
+    <w:p>
+      <w:pPr>
+        <w:pStyle w:val="BodyText"/>
+      </w:pPr>
+      <w:r>
+        <w:rPr>
+          <w:bCs/>
+          <w:b/>
+        </w:rPr>
+        <w:t xml:space="preserve">Ops console</w:t>
+      </w:r>
+      <w:r>
+        <w:t xml:space="preserve"> </w:t>
+      </w:r>
+      <w:r>
+        <w:t xml:space="preserve">—</w:t>
+      </w:r>
+      <w:r>
+        <w:t xml:space="preserve"> </w:t>
+      </w:r>
+      <w:r>
+        <w:rPr>
+          <w:rStyle w:val="VerbatimChar"/>
+        </w:rPr>
+        <w:t xml:space="preserve">sophix:stock:*</w:t>
+      </w:r>
+      <w:r>
+        <w:t xml:space="preserve">, all read-only (no approval-gate bypass; held movements are decided in</w:t>
+      </w:r>
+      <w:r>
+        <w:t xml:space="preserve"> </w:t>
+      </w:r>
+      <w:r>
+        <w:t xml:space="preserve">the EM-CFG-04 approvals app, not the CLI):</w:t>
+      </w:r>
+    </w:p>
+    <w:tbl>
+      <w:tblPr>
+        <w:tblStyle w:val="Table"/>
+        <w:tblW w:type="auto" w:w="0"/>
+        <w:tblLook w:firstRow="1" w:lastRow="0" w:firstColumn="0" w:lastColumn="0" w:noHBand="0" w:noVBand="0" w:val="0020"/>
+        <w:jc w:val="start"/>
+      </w:tblPr>
+      <w:tblGrid>
+        <w:gridCol w:w="2640"/>
+        <w:gridCol w:w="2640"/>
+        <w:gridCol w:w="2640"/>
+      </w:tblGrid>
+      <w:tr>
+        <w:trPr>
+          <w:tblHeader w:val="true"/>
+        </w:trPr>
+        <w:tc>
+          <w:tcPr/>
+          <w:p>
+            <w:pPr>
+              <w:pStyle w:val="Compact"/>
+              <w:jc w:val="left"/>
+            </w:pPr>
+            <w:r>
+              <w:t xml:space="preserve">Command</w:t>
+            </w:r>
+          </w:p>
+        </w:tc>
+        <w:tc>
+          <w:tcPr/>
+          <w:p>
+            <w:pPr>
+              <w:pStyle w:val="Compact"/>
+              <w:jc w:val="left"/>
+            </w:pPr>
+            <w:r>
+              <w:t xml:space="preserve">Kind</w:t>
+            </w:r>
+          </w:p>
+        </w:tc>
+        <w:tc>
+          <w:tcPr/>
+          <w:p>
+            <w:pPr>
+              <w:pStyle w:val="Compact"/>
+              <w:jc w:val="left"/>
+            </w:pPr>
+            <w:r>
+              <w:t xml:space="preserve">Does</w:t>
+            </w:r>
+          </w:p>
+        </w:tc>
+      </w:tr>
+      <w:tr>
+        <w:tc>
+          <w:tcPr/>
+          <w:p>
+            <w:pPr>
+              <w:pStyle w:val="Compact"/>
+              <w:jc w:val="left"/>
+            </w:pPr>
+            <w:r>
+              <w:rPr>
+                <w:rStyle w:val="VerbatimChar"/>
+              </w:rPr>
+              <w:t xml:space="preserve">sophix:stock:ops-status [--operator]</w:t>
+            </w:r>
+          </w:p>
+        </w:tc>
+        <w:tc>
+          <w:tcPr/>
+          <w:p>
+            <w:pPr>
+              <w:pStyle w:val="Compact"/>
+              <w:jc w:val="left"/>
+            </w:pPr>
+            <w:r>
+              <w:t xml:space="preserve">review</w:t>
+            </w:r>
+          </w:p>
+        </w:tc>
+        <w:tc>
+          <w:tcPr/>
+          <w:p>
+            <w:pPr>
+              <w:pStyle w:val="Compact"/>
+              <w:jc w:val="left"/>
+            </w:pPr>
+            <w:r>
+              <w:t xml:space="preserve">queue counts needing attention: ACTIVE reservations past</w:t>
+            </w:r>
+            <w:r>
+              <w:t xml:space="preserve"> </w:t>
+            </w:r>
+            <w:r>
+              <w:rPr>
+                <w:rStyle w:val="VerbatimChar"/>
+              </w:rPr>
+              <w:t xml:space="preserve">expires_at</w:t>
+            </w:r>
+            <w:r>
+              <w:t xml:space="preserve"> </w:t>
+            </w:r>
+            <w:r>
+              <w:t xml:space="preserve">(sweep will release), reservations expiring within 7 days, stock-movement approvals PENDING (EM-CFG-04)</w:t>
+            </w:r>
+          </w:p>
+        </w:tc>
+      </w:tr>
+      <w:tr>
+        <w:tc>
+          <w:tcPr/>
+          <w:p>
+            <w:pPr>
+              <w:pStyle w:val="Compact"/>
+              <w:jc w:val="left"/>
+            </w:pPr>
+            <w:r>
+              <w:rPr>
+                <w:rStyle w:val="VerbatimChar"/>
+              </w:rPr>
+              <w:t xml:space="preserve">sophix:stock:show {sku} {location} [--operator]</w:t>
+            </w:r>
+          </w:p>
+        </w:tc>
+        <w:tc>
+          <w:tcPr/>
+          <w:p>
+            <w:pPr>
+              <w:pStyle w:val="Compact"/>
+              <w:jc w:val="left"/>
+            </w:pPr>
+            <w:r>
+              <w:t xml:space="preserve">review</w:t>
+            </w:r>
+          </w:p>
+        </w:tc>
+        <w:tc>
+          <w:tcPr/>
+          <w:p>
+            <w:pPr>
+              <w:pStyle w:val="Compact"/>
+              <w:jc w:val="left"/>
+            </w:pPr>
+            <w:r>
+              <w:t xml:space="preserve">live stock picture for one (sku, location) — on-hand/reserved/available (</w:t>
+            </w:r>
+            <w:r>
+              <w:rPr>
+                <w:rStyle w:val="VerbatimChar"/>
+              </w:rPr>
+              <w:t xml:space="preserve">StockService::availability</w:t>
+            </w:r>
+            <w:r>
+              <w:t xml:space="preserve">) plus the ACTIVE reservations holding it</w:t>
+            </w:r>
+          </w:p>
+        </w:tc>
+      </w:tr>
+    </w:tbl>
     <w:bookmarkEnd w:id="56"/>
     <w:bookmarkStart w:id="57" w:name="X1bf2a627be6ee103cb059e15364eccb4d059631"/>
     <w:p>
